--- a/SOFTWARE ENGINEERING/Course Project Materials/Final Presentation Grading_Rubric.docx
+++ b/SOFTWARE ENGINEERING/Course Project Materials/Final Presentation Grading_Rubric.docx
@@ -139,7 +139,6 @@
                                 <w:spacing w:after="160"/>
                                 <w:ind w:left="0"/>
                               </w:pPr>
-                              <w:proofErr w:type="spellStart"/>
                               <w:r>
                                 <w:rPr>
                                   <w:b w:val="0"/>
@@ -159,15 +158,7 @@
                                   <w:b w:val="0"/>
                                   <w:sz w:val="24"/>
                                 </w:rPr>
-                                <w:t>Engineerin</w:t>
-                              </w:r>
-                              <w:proofErr w:type="spellEnd"/>
-                              <w:r>
-                                <w:rPr>
-                                  <w:b w:val="0"/>
-                                  <w:sz w:val="24"/>
-                                </w:rPr>
-                                <w:t>g</w:t>
+                                <w:t>Engineering</w:t>
                               </w:r>
                               <w:r>
                                 <w:rPr>
@@ -650,7 +641,14 @@
                 <w:color w:val="FF0000"/>
                 <w:sz w:val="14"/>
               </w:rPr>
-              <w:t>Missing/Unsatisfactory (0)</w:t>
+              <w:t xml:space="preserve">Missing/Unsatisfactory </w:t>
+            </w:r>
+            <w:r>
+              <w:rPr>
+                <w:color w:val="FF0000"/>
+                <w:sz w:val="14"/>
+              </w:rPr>
+              <w:t>(0 points)</w:t>
             </w:r>
           </w:p>
         </w:tc>
@@ -674,7 +672,21 @@
                 <w:color w:val="FF0000"/>
                 <w:sz w:val="14"/>
               </w:rPr>
-              <w:t>Satisfactory (1)</w:t>
+              <w:t>Satisfactory (1</w:t>
+            </w:r>
+            <w:r>
+              <w:rPr>
+                <w:color w:val="FF0000"/>
+                <w:sz w:val="14"/>
+              </w:rPr>
+              <w:t>-2 points</w:t>
+            </w:r>
+            <w:r>
+              <w:rPr>
+                <w:color w:val="FF0000"/>
+                <w:sz w:val="14"/>
+              </w:rPr>
+              <w:t>)</w:t>
             </w:r>
           </w:p>
         </w:tc>
@@ -698,7 +710,21 @@
                 <w:color w:val="FF0000"/>
                 <w:sz w:val="14"/>
               </w:rPr>
-              <w:t>Excellent (2)</w:t>
+              <w:t>Excellent (</w:t>
+            </w:r>
+            <w:r>
+              <w:rPr>
+                <w:color w:val="FF0000"/>
+                <w:sz w:val="14"/>
+              </w:rPr>
+              <w:t>3 points</w:t>
+            </w:r>
+            <w:r>
+              <w:rPr>
+                <w:color w:val="FF0000"/>
+                <w:sz w:val="14"/>
+              </w:rPr>
+              <w:t>)</w:t>
             </w:r>
           </w:p>
         </w:tc>
@@ -2414,6 +2440,13 @@
                 <w:sz w:val="14"/>
               </w:rPr>
               <w:t>Question Answering</w:t>
+            </w:r>
+            <w:r>
+              <w:rPr>
+                <w:color w:val="FF0000"/>
+                <w:sz w:val="14"/>
+              </w:rPr>
+              <w:t xml:space="preserve"> (This section is worth up to 8 points instead of the maximum 3 for the others).</w:t>
             </w:r>
           </w:p>
         </w:tc>

--- a/SOFTWARE ENGINEERING/Course Project Materials/Final Presentation Grading_Rubric.docx
+++ b/SOFTWARE ENGINEERING/Course Project Materials/Final Presentation Grading_Rubric.docx
@@ -52,7 +52,7 @@
                     </pic:cNvPicPr>
                   </pic:nvPicPr>
                   <pic:blipFill>
-                    <a:blip r:embed="rId4">
+                    <a:blip r:embed="rId5">
                       <a:extLst>
                         <a:ext uri="{28A0092B-C50C-407E-A947-70E740481C1C}">
                           <a14:useLocalDpi xmlns:a14="http://schemas.microsoft.com/office/drawing/2010/main" val="0"/>
@@ -595,10 +595,10 @@
         <w:tblLook w:val="04A0" w:firstRow="1" w:lastRow="0" w:firstColumn="1" w:lastColumn="0" w:noHBand="0" w:noVBand="1"/>
       </w:tblPr>
       <w:tblGrid>
-        <w:gridCol w:w="2172"/>
-        <w:gridCol w:w="2172"/>
-        <w:gridCol w:w="2172"/>
-        <w:gridCol w:w="3511"/>
+        <w:gridCol w:w="2334"/>
+        <w:gridCol w:w="2010"/>
+        <w:gridCol w:w="2490"/>
+        <w:gridCol w:w="3193"/>
       </w:tblGrid>
       <w:tr>
         <w:trPr>
@@ -606,7 +606,7 @@
         </w:trPr>
         <w:tc>
           <w:tcPr>
-            <w:tcW w:w="2172" w:type="dxa"/>
+            <w:tcW w:w="2334" w:type="dxa"/>
             <w:tcBorders>
               <w:top w:val="single" w:sz="2" w:space="0" w:color="000000"/>
               <w:left w:val="single" w:sz="2" w:space="0" w:color="000000"/>
@@ -623,7 +623,7 @@
         </w:tc>
         <w:tc>
           <w:tcPr>
-            <w:tcW w:w="2172" w:type="dxa"/>
+            <w:tcW w:w="2010" w:type="dxa"/>
             <w:tcBorders>
               <w:top w:val="single" w:sz="2" w:space="0" w:color="000000"/>
               <w:left w:val="single" w:sz="2" w:space="0" w:color="000000"/>
@@ -654,7 +654,7 @@
         </w:tc>
         <w:tc>
           <w:tcPr>
-            <w:tcW w:w="2172" w:type="dxa"/>
+            <w:tcW w:w="2490" w:type="dxa"/>
             <w:tcBorders>
               <w:top w:val="single" w:sz="2" w:space="0" w:color="000000"/>
               <w:left w:val="single" w:sz="2" w:space="0" w:color="000000"/>
@@ -692,7 +692,7 @@
         </w:tc>
         <w:tc>
           <w:tcPr>
-            <w:tcW w:w="3511" w:type="dxa"/>
+            <w:tcW w:w="3193" w:type="dxa"/>
             <w:tcBorders>
               <w:top w:val="single" w:sz="2" w:space="0" w:color="000000"/>
               <w:left w:val="single" w:sz="2" w:space="0" w:color="000000"/>
@@ -735,46 +735,34 @@
         </w:trPr>
         <w:tc>
           <w:tcPr>
-            <w:tcW w:w="2172" w:type="dxa"/>
-            <w:tcBorders>
-              <w:top w:val="single" w:sz="2" w:space="0" w:color="000000"/>
-              <w:left w:val="single" w:sz="2" w:space="0" w:color="000000"/>
-              <w:bottom w:val="single" w:sz="2" w:space="0" w:color="000000"/>
-              <w:right w:val="single" w:sz="2" w:space="0" w:color="000000"/>
-            </w:tcBorders>
-          </w:tcPr>
-          <w:p>
-            <w:pPr>
-              <w:ind w:left="0"/>
+            <w:tcW w:w="2334" w:type="dxa"/>
+            <w:tcBorders>
+              <w:top w:val="single" w:sz="2" w:space="0" w:color="000000"/>
+              <w:left w:val="single" w:sz="2" w:space="0" w:color="000000"/>
+              <w:bottom w:val="single" w:sz="2" w:space="0" w:color="000000"/>
+              <w:right w:val="single" w:sz="2" w:space="0" w:color="000000"/>
+            </w:tcBorders>
+          </w:tcPr>
+          <w:p>
+            <w:pPr>
+              <w:pStyle w:val="ListParagraph"/>
+              <w:numPr>
+                <w:ilvl w:val="0"/>
+                <w:numId w:val="1"/>
+              </w:numPr>
             </w:pPr>
             <w:r>
               <w:rPr>
                 <w:color w:val="FF0000"/>
                 <w:sz w:val="14"/>
               </w:rPr>
-              <w:t xml:space="preserve">Intro &amp; </w:t>
-            </w:r>
-            <w:proofErr w:type="spellStart"/>
-            <w:r>
-              <w:rPr>
-                <w:color w:val="FF0000"/>
-                <w:sz w:val="14"/>
-              </w:rPr>
-              <w:t>Proj</w:t>
-            </w:r>
-            <w:proofErr w:type="spellEnd"/>
-            <w:r>
-              <w:rPr>
-                <w:color w:val="FF0000"/>
-                <w:sz w:val="14"/>
-              </w:rPr>
-              <w:t xml:space="preserve"> Scope</w:t>
-            </w:r>
-          </w:p>
-        </w:tc>
-        <w:tc>
-          <w:tcPr>
-            <w:tcW w:w="2172" w:type="dxa"/>
+              <w:t>Intro &amp; Proj Scope</w:t>
+            </w:r>
+          </w:p>
+        </w:tc>
+        <w:tc>
+          <w:tcPr>
+            <w:tcW w:w="2010" w:type="dxa"/>
             <w:tcBorders>
               <w:top w:val="single" w:sz="2" w:space="0" w:color="000000"/>
               <w:left w:val="single" w:sz="2" w:space="0" w:color="000000"/>
@@ -797,7 +785,7 @@
         </w:tc>
         <w:tc>
           <w:tcPr>
-            <w:tcW w:w="2172" w:type="dxa"/>
+            <w:tcW w:w="2490" w:type="dxa"/>
             <w:tcBorders>
               <w:top w:val="single" w:sz="2" w:space="0" w:color="000000"/>
               <w:left w:val="single" w:sz="2" w:space="0" w:color="000000"/>
@@ -820,7 +808,7 @@
         </w:tc>
         <w:tc>
           <w:tcPr>
-            <w:tcW w:w="3511" w:type="dxa"/>
+            <w:tcW w:w="3193" w:type="dxa"/>
             <w:tcBorders>
               <w:top w:val="single" w:sz="2" w:space="0" w:color="000000"/>
               <w:left w:val="single" w:sz="2" w:space="0" w:color="000000"/>
@@ -848,17 +836,21 @@
         </w:trPr>
         <w:tc>
           <w:tcPr>
-            <w:tcW w:w="2172" w:type="dxa"/>
-            <w:tcBorders>
-              <w:top w:val="single" w:sz="2" w:space="0" w:color="000000"/>
-              <w:left w:val="single" w:sz="2" w:space="0" w:color="000000"/>
-              <w:bottom w:val="single" w:sz="2" w:space="0" w:color="000000"/>
-              <w:right w:val="single" w:sz="2" w:space="0" w:color="000000"/>
-            </w:tcBorders>
-          </w:tcPr>
-          <w:p>
-            <w:pPr>
-              <w:ind w:left="0"/>
+            <w:tcW w:w="2334" w:type="dxa"/>
+            <w:tcBorders>
+              <w:top w:val="single" w:sz="2" w:space="0" w:color="000000"/>
+              <w:left w:val="single" w:sz="2" w:space="0" w:color="000000"/>
+              <w:bottom w:val="single" w:sz="2" w:space="0" w:color="000000"/>
+              <w:right w:val="single" w:sz="2" w:space="0" w:color="000000"/>
+            </w:tcBorders>
+          </w:tcPr>
+          <w:p>
+            <w:pPr>
+              <w:pStyle w:val="ListParagraph"/>
+              <w:numPr>
+                <w:ilvl w:val="0"/>
+                <w:numId w:val="1"/>
+              </w:numPr>
             </w:pPr>
             <w:r>
               <w:rPr>
@@ -871,7 +863,7 @@
         </w:tc>
         <w:tc>
           <w:tcPr>
-            <w:tcW w:w="2172" w:type="dxa"/>
+            <w:tcW w:w="2010" w:type="dxa"/>
             <w:tcBorders>
               <w:top w:val="single" w:sz="2" w:space="0" w:color="000000"/>
               <w:left w:val="single" w:sz="2" w:space="0" w:color="000000"/>
@@ -945,7 +937,7 @@
         </w:tc>
         <w:tc>
           <w:tcPr>
-            <w:tcW w:w="2172" w:type="dxa"/>
+            <w:tcW w:w="2490" w:type="dxa"/>
             <w:tcBorders>
               <w:top w:val="single" w:sz="2" w:space="0" w:color="000000"/>
               <w:left w:val="single" w:sz="2" w:space="0" w:color="000000"/>
@@ -969,7 +961,7 @@
         </w:tc>
         <w:tc>
           <w:tcPr>
-            <w:tcW w:w="3511" w:type="dxa"/>
+            <w:tcW w:w="3193" w:type="dxa"/>
             <w:tcBorders>
               <w:top w:val="single" w:sz="2" w:space="0" w:color="000000"/>
               <w:left w:val="single" w:sz="2" w:space="0" w:color="000000"/>
@@ -998,17 +990,21 @@
         </w:trPr>
         <w:tc>
           <w:tcPr>
-            <w:tcW w:w="2172" w:type="dxa"/>
-            <w:tcBorders>
-              <w:top w:val="single" w:sz="2" w:space="0" w:color="000000"/>
-              <w:left w:val="single" w:sz="2" w:space="0" w:color="000000"/>
-              <w:bottom w:val="single" w:sz="2" w:space="0" w:color="000000"/>
-              <w:right w:val="single" w:sz="2" w:space="0" w:color="000000"/>
-            </w:tcBorders>
-          </w:tcPr>
-          <w:p>
-            <w:pPr>
-              <w:ind w:left="0"/>
+            <w:tcW w:w="2334" w:type="dxa"/>
+            <w:tcBorders>
+              <w:top w:val="single" w:sz="2" w:space="0" w:color="000000"/>
+              <w:left w:val="single" w:sz="2" w:space="0" w:color="000000"/>
+              <w:bottom w:val="single" w:sz="2" w:space="0" w:color="000000"/>
+              <w:right w:val="single" w:sz="2" w:space="0" w:color="000000"/>
+            </w:tcBorders>
+          </w:tcPr>
+          <w:p>
+            <w:pPr>
+              <w:pStyle w:val="ListParagraph"/>
+              <w:numPr>
+                <w:ilvl w:val="0"/>
+                <w:numId w:val="1"/>
+              </w:numPr>
             </w:pPr>
             <w:r>
               <w:rPr>
@@ -1021,7 +1017,7 @@
         </w:tc>
         <w:tc>
           <w:tcPr>
-            <w:tcW w:w="2172" w:type="dxa"/>
+            <w:tcW w:w="2010" w:type="dxa"/>
             <w:tcBorders>
               <w:top w:val="single" w:sz="2" w:space="0" w:color="000000"/>
               <w:left w:val="single" w:sz="2" w:space="0" w:color="000000"/>
@@ -1045,7 +1041,7 @@
         </w:tc>
         <w:tc>
           <w:tcPr>
-            <w:tcW w:w="2172" w:type="dxa"/>
+            <w:tcW w:w="2490" w:type="dxa"/>
             <w:tcBorders>
               <w:top w:val="single" w:sz="2" w:space="0" w:color="000000"/>
               <w:left w:val="single" w:sz="2" w:space="0" w:color="000000"/>
@@ -1069,7 +1065,7 @@
         </w:tc>
         <w:tc>
           <w:tcPr>
-            <w:tcW w:w="3511" w:type="dxa"/>
+            <w:tcW w:w="3193" w:type="dxa"/>
             <w:tcBorders>
               <w:top w:val="single" w:sz="2" w:space="0" w:color="000000"/>
               <w:left w:val="single" w:sz="2" w:space="0" w:color="000000"/>
@@ -1098,17 +1094,21 @@
         </w:trPr>
         <w:tc>
           <w:tcPr>
-            <w:tcW w:w="2172" w:type="dxa"/>
-            <w:tcBorders>
-              <w:top w:val="single" w:sz="2" w:space="0" w:color="000000"/>
-              <w:left w:val="single" w:sz="2" w:space="0" w:color="000000"/>
-              <w:bottom w:val="single" w:sz="2" w:space="0" w:color="000000"/>
-              <w:right w:val="single" w:sz="2" w:space="0" w:color="000000"/>
-            </w:tcBorders>
-          </w:tcPr>
-          <w:p>
-            <w:pPr>
-              <w:ind w:left="0"/>
+            <w:tcW w:w="2334" w:type="dxa"/>
+            <w:tcBorders>
+              <w:top w:val="single" w:sz="2" w:space="0" w:color="000000"/>
+              <w:left w:val="single" w:sz="2" w:space="0" w:color="000000"/>
+              <w:bottom w:val="single" w:sz="2" w:space="0" w:color="000000"/>
+              <w:right w:val="single" w:sz="2" w:space="0" w:color="000000"/>
+            </w:tcBorders>
+          </w:tcPr>
+          <w:p>
+            <w:pPr>
+              <w:pStyle w:val="ListParagraph"/>
+              <w:numPr>
+                <w:ilvl w:val="0"/>
+                <w:numId w:val="1"/>
+              </w:numPr>
             </w:pPr>
             <w:r>
               <w:rPr>
@@ -1121,7 +1121,7 @@
         </w:tc>
         <w:tc>
           <w:tcPr>
-            <w:tcW w:w="2172" w:type="dxa"/>
+            <w:tcW w:w="2010" w:type="dxa"/>
             <w:tcBorders>
               <w:top w:val="single" w:sz="2" w:space="0" w:color="000000"/>
               <w:left w:val="single" w:sz="2" w:space="0" w:color="000000"/>
@@ -1145,7 +1145,7 @@
         </w:tc>
         <w:tc>
           <w:tcPr>
-            <w:tcW w:w="2172" w:type="dxa"/>
+            <w:tcW w:w="2490" w:type="dxa"/>
             <w:tcBorders>
               <w:top w:val="single" w:sz="2" w:space="0" w:color="000000"/>
               <w:left w:val="single" w:sz="2" w:space="0" w:color="000000"/>
@@ -1169,7 +1169,7 @@
         </w:tc>
         <w:tc>
           <w:tcPr>
-            <w:tcW w:w="3511" w:type="dxa"/>
+            <w:tcW w:w="3193" w:type="dxa"/>
             <w:tcBorders>
               <w:top w:val="single" w:sz="2" w:space="0" w:color="000000"/>
               <w:left w:val="single" w:sz="2" w:space="0" w:color="000000"/>
@@ -1197,17 +1197,21 @@
         </w:trPr>
         <w:tc>
           <w:tcPr>
-            <w:tcW w:w="2172" w:type="dxa"/>
-            <w:tcBorders>
-              <w:top w:val="single" w:sz="2" w:space="0" w:color="000000"/>
-              <w:left w:val="single" w:sz="2" w:space="0" w:color="000000"/>
-              <w:bottom w:val="single" w:sz="2" w:space="0" w:color="000000"/>
-              <w:right w:val="single" w:sz="2" w:space="0" w:color="000000"/>
-            </w:tcBorders>
-          </w:tcPr>
-          <w:p>
-            <w:pPr>
-              <w:ind w:left="0"/>
+            <w:tcW w:w="2334" w:type="dxa"/>
+            <w:tcBorders>
+              <w:top w:val="single" w:sz="2" w:space="0" w:color="000000"/>
+              <w:left w:val="single" w:sz="2" w:space="0" w:color="000000"/>
+              <w:bottom w:val="single" w:sz="2" w:space="0" w:color="000000"/>
+              <w:right w:val="single" w:sz="2" w:space="0" w:color="000000"/>
+            </w:tcBorders>
+          </w:tcPr>
+          <w:p>
+            <w:pPr>
+              <w:pStyle w:val="ListParagraph"/>
+              <w:numPr>
+                <w:ilvl w:val="0"/>
+                <w:numId w:val="1"/>
+              </w:numPr>
             </w:pPr>
             <w:r>
               <w:rPr>
@@ -1220,39 +1224,30 @@
         </w:tc>
         <w:tc>
           <w:tcPr>
-            <w:tcW w:w="2172" w:type="dxa"/>
-            <w:tcBorders>
-              <w:top w:val="single" w:sz="2" w:space="0" w:color="000000"/>
-              <w:left w:val="single" w:sz="2" w:space="0" w:color="000000"/>
-              <w:bottom w:val="single" w:sz="2" w:space="0" w:color="000000"/>
-              <w:right w:val="single" w:sz="2" w:space="0" w:color="000000"/>
-            </w:tcBorders>
-          </w:tcPr>
-          <w:p>
-            <w:pPr>
-              <w:ind w:left="0"/>
-            </w:pPr>
-            <w:r>
-              <w:rPr>
-                <w:b w:val="0"/>
-                <w:sz w:val="14"/>
-              </w:rPr>
-              <w:t xml:space="preserve">Use case not </w:t>
-            </w:r>
-            <w:proofErr w:type="spellStart"/>
-            <w:r>
-              <w:rPr>
-                <w:b w:val="0"/>
-                <w:sz w:val="14"/>
-              </w:rPr>
-              <w:t>demo’d</w:t>
-            </w:r>
-            <w:proofErr w:type="spellEnd"/>
-          </w:p>
-        </w:tc>
-        <w:tc>
-          <w:tcPr>
-            <w:tcW w:w="2172" w:type="dxa"/>
+            <w:tcW w:w="2010" w:type="dxa"/>
+            <w:tcBorders>
+              <w:top w:val="single" w:sz="2" w:space="0" w:color="000000"/>
+              <w:left w:val="single" w:sz="2" w:space="0" w:color="000000"/>
+              <w:bottom w:val="single" w:sz="2" w:space="0" w:color="000000"/>
+              <w:right w:val="single" w:sz="2" w:space="0" w:color="000000"/>
+            </w:tcBorders>
+          </w:tcPr>
+          <w:p>
+            <w:pPr>
+              <w:ind w:left="0"/>
+            </w:pPr>
+            <w:r>
+              <w:rPr>
+                <w:b w:val="0"/>
+                <w:sz w:val="14"/>
+              </w:rPr>
+              <w:t>Use case not demo’d</w:t>
+            </w:r>
+          </w:p>
+        </w:tc>
+        <w:tc>
+          <w:tcPr>
+            <w:tcW w:w="2490" w:type="dxa"/>
             <w:tcBorders>
               <w:top w:val="single" w:sz="2" w:space="0" w:color="000000"/>
               <w:left w:val="single" w:sz="2" w:space="0" w:color="000000"/>
@@ -1270,62 +1265,30 @@
                 <w:b w:val="0"/>
                 <w:sz w:val="14"/>
               </w:rPr>
-              <w:t xml:space="preserve">Use case </w:t>
-            </w:r>
-            <w:proofErr w:type="spellStart"/>
-            <w:r>
-              <w:rPr>
-                <w:b w:val="0"/>
-                <w:sz w:val="14"/>
-              </w:rPr>
-              <w:t>demo’d</w:t>
-            </w:r>
-            <w:proofErr w:type="spellEnd"/>
-            <w:r>
-              <w:rPr>
-                <w:b w:val="0"/>
-                <w:sz w:val="14"/>
-              </w:rPr>
-              <w:t xml:space="preserve"> but something broke or workflow of how feature works/what is expected is not clear</w:t>
-            </w:r>
-          </w:p>
-        </w:tc>
-        <w:tc>
-          <w:tcPr>
-            <w:tcW w:w="3511" w:type="dxa"/>
-            <w:tcBorders>
-              <w:top w:val="single" w:sz="2" w:space="0" w:color="000000"/>
-              <w:left w:val="single" w:sz="2" w:space="0" w:color="000000"/>
-              <w:bottom w:val="single" w:sz="2" w:space="0" w:color="000000"/>
-              <w:right w:val="single" w:sz="2" w:space="0" w:color="000000"/>
-            </w:tcBorders>
-          </w:tcPr>
-          <w:p>
-            <w:pPr>
-              <w:ind w:left="0"/>
-            </w:pPr>
-            <w:r>
-              <w:rPr>
-                <w:b w:val="0"/>
-                <w:sz w:val="14"/>
-              </w:rPr>
-              <w:t xml:space="preserve">Use case clearly </w:t>
-            </w:r>
-            <w:proofErr w:type="spellStart"/>
-            <w:r>
-              <w:rPr>
-                <w:b w:val="0"/>
-                <w:sz w:val="14"/>
-              </w:rPr>
-              <w:t>demo’d</w:t>
-            </w:r>
-            <w:proofErr w:type="spellEnd"/>
-            <w:r>
-              <w:rPr>
-                <w:b w:val="0"/>
-                <w:sz w:val="14"/>
-              </w:rPr>
-              <w:t xml:space="preserve"> and it worked as expected.</w:t>
+              <w:t>Use case demo’d but something broke or workflow of how feature works/what is expected is not clear</w:t>
+            </w:r>
+          </w:p>
+        </w:tc>
+        <w:tc>
+          <w:tcPr>
+            <w:tcW w:w="3193" w:type="dxa"/>
+            <w:tcBorders>
+              <w:top w:val="single" w:sz="2" w:space="0" w:color="000000"/>
+              <w:left w:val="single" w:sz="2" w:space="0" w:color="000000"/>
+              <w:bottom w:val="single" w:sz="2" w:space="0" w:color="000000"/>
+              <w:right w:val="single" w:sz="2" w:space="0" w:color="000000"/>
+            </w:tcBorders>
+          </w:tcPr>
+          <w:p>
+            <w:pPr>
+              <w:ind w:left="0"/>
+            </w:pPr>
+            <w:r>
+              <w:rPr>
+                <w:b w:val="0"/>
+                <w:sz w:val="14"/>
+              </w:rPr>
+              <w:t>Use case clearly demo’d and it worked as expected.</w:t>
             </w:r>
           </w:p>
         </w:tc>
@@ -1336,17 +1299,21 @@
         </w:trPr>
         <w:tc>
           <w:tcPr>
-            <w:tcW w:w="2172" w:type="dxa"/>
-            <w:tcBorders>
-              <w:top w:val="single" w:sz="2" w:space="0" w:color="000000"/>
-              <w:left w:val="single" w:sz="2" w:space="0" w:color="000000"/>
-              <w:bottom w:val="single" w:sz="2" w:space="0" w:color="000000"/>
-              <w:right w:val="single" w:sz="2" w:space="0" w:color="000000"/>
-            </w:tcBorders>
-          </w:tcPr>
-          <w:p>
-            <w:pPr>
-              <w:ind w:left="0"/>
+            <w:tcW w:w="2334" w:type="dxa"/>
+            <w:tcBorders>
+              <w:top w:val="single" w:sz="2" w:space="0" w:color="000000"/>
+              <w:left w:val="single" w:sz="2" w:space="0" w:color="000000"/>
+              <w:bottom w:val="single" w:sz="2" w:space="0" w:color="000000"/>
+              <w:right w:val="single" w:sz="2" w:space="0" w:color="000000"/>
+            </w:tcBorders>
+          </w:tcPr>
+          <w:p>
+            <w:pPr>
+              <w:pStyle w:val="ListParagraph"/>
+              <w:numPr>
+                <w:ilvl w:val="0"/>
+                <w:numId w:val="1"/>
+              </w:numPr>
             </w:pPr>
             <w:r>
               <w:rPr>
@@ -1359,39 +1326,30 @@
         </w:tc>
         <w:tc>
           <w:tcPr>
-            <w:tcW w:w="2172" w:type="dxa"/>
-            <w:tcBorders>
-              <w:top w:val="single" w:sz="2" w:space="0" w:color="000000"/>
-              <w:left w:val="single" w:sz="2" w:space="0" w:color="000000"/>
-              <w:bottom w:val="single" w:sz="2" w:space="0" w:color="000000"/>
-              <w:right w:val="single" w:sz="2" w:space="0" w:color="000000"/>
-            </w:tcBorders>
-          </w:tcPr>
-          <w:p>
-            <w:pPr>
-              <w:ind w:left="0"/>
-            </w:pPr>
-            <w:r>
-              <w:rPr>
-                <w:b w:val="0"/>
-                <w:sz w:val="14"/>
-              </w:rPr>
-              <w:t xml:space="preserve">Use case not </w:t>
-            </w:r>
-            <w:proofErr w:type="spellStart"/>
-            <w:r>
-              <w:rPr>
-                <w:b w:val="0"/>
-                <w:sz w:val="14"/>
-              </w:rPr>
-              <w:t>demo’d</w:t>
-            </w:r>
-            <w:proofErr w:type="spellEnd"/>
-          </w:p>
-        </w:tc>
-        <w:tc>
-          <w:tcPr>
-            <w:tcW w:w="2172" w:type="dxa"/>
+            <w:tcW w:w="2010" w:type="dxa"/>
+            <w:tcBorders>
+              <w:top w:val="single" w:sz="2" w:space="0" w:color="000000"/>
+              <w:left w:val="single" w:sz="2" w:space="0" w:color="000000"/>
+              <w:bottom w:val="single" w:sz="2" w:space="0" w:color="000000"/>
+              <w:right w:val="single" w:sz="2" w:space="0" w:color="000000"/>
+            </w:tcBorders>
+          </w:tcPr>
+          <w:p>
+            <w:pPr>
+              <w:ind w:left="0"/>
+            </w:pPr>
+            <w:r>
+              <w:rPr>
+                <w:b w:val="0"/>
+                <w:sz w:val="14"/>
+              </w:rPr>
+              <w:t>Use case not demo’d</w:t>
+            </w:r>
+          </w:p>
+        </w:tc>
+        <w:tc>
+          <w:tcPr>
+            <w:tcW w:w="2490" w:type="dxa"/>
             <w:tcBorders>
               <w:top w:val="single" w:sz="2" w:space="0" w:color="000000"/>
               <w:left w:val="single" w:sz="2" w:space="0" w:color="000000"/>
@@ -1409,62 +1367,30 @@
                 <w:b w:val="0"/>
                 <w:sz w:val="14"/>
               </w:rPr>
-              <w:t xml:space="preserve">Use case </w:t>
-            </w:r>
-            <w:proofErr w:type="spellStart"/>
-            <w:r>
-              <w:rPr>
-                <w:b w:val="0"/>
-                <w:sz w:val="14"/>
-              </w:rPr>
-              <w:t>demo’d</w:t>
-            </w:r>
-            <w:proofErr w:type="spellEnd"/>
-            <w:r>
-              <w:rPr>
-                <w:b w:val="0"/>
-                <w:sz w:val="14"/>
-              </w:rPr>
-              <w:t xml:space="preserve"> but something broke or workflow of how feature works/what is expected is not clear</w:t>
-            </w:r>
-          </w:p>
-        </w:tc>
-        <w:tc>
-          <w:tcPr>
-            <w:tcW w:w="3511" w:type="dxa"/>
-            <w:tcBorders>
-              <w:top w:val="single" w:sz="2" w:space="0" w:color="000000"/>
-              <w:left w:val="single" w:sz="2" w:space="0" w:color="000000"/>
-              <w:bottom w:val="single" w:sz="2" w:space="0" w:color="000000"/>
-              <w:right w:val="single" w:sz="2" w:space="0" w:color="000000"/>
-            </w:tcBorders>
-          </w:tcPr>
-          <w:p>
-            <w:pPr>
-              <w:ind w:left="0"/>
-            </w:pPr>
-            <w:r>
-              <w:rPr>
-                <w:b w:val="0"/>
-                <w:sz w:val="14"/>
-              </w:rPr>
-              <w:t xml:space="preserve">Use case clearly </w:t>
-            </w:r>
-            <w:proofErr w:type="spellStart"/>
-            <w:r>
-              <w:rPr>
-                <w:b w:val="0"/>
-                <w:sz w:val="14"/>
-              </w:rPr>
-              <w:t>demo’d</w:t>
-            </w:r>
-            <w:proofErr w:type="spellEnd"/>
-            <w:r>
-              <w:rPr>
-                <w:b w:val="0"/>
-                <w:sz w:val="14"/>
-              </w:rPr>
-              <w:t xml:space="preserve"> and it worked as expected.</w:t>
+              <w:t>Use case demo’d but something broke or workflow of how feature works/what is expected is not clear</w:t>
+            </w:r>
+          </w:p>
+        </w:tc>
+        <w:tc>
+          <w:tcPr>
+            <w:tcW w:w="3193" w:type="dxa"/>
+            <w:tcBorders>
+              <w:top w:val="single" w:sz="2" w:space="0" w:color="000000"/>
+              <w:left w:val="single" w:sz="2" w:space="0" w:color="000000"/>
+              <w:bottom w:val="single" w:sz="2" w:space="0" w:color="000000"/>
+              <w:right w:val="single" w:sz="2" w:space="0" w:color="000000"/>
+            </w:tcBorders>
+          </w:tcPr>
+          <w:p>
+            <w:pPr>
+              <w:ind w:left="0"/>
+            </w:pPr>
+            <w:r>
+              <w:rPr>
+                <w:b w:val="0"/>
+                <w:sz w:val="14"/>
+              </w:rPr>
+              <w:t>Use case clearly demo’d and it worked as expected.</w:t>
             </w:r>
           </w:p>
         </w:tc>
@@ -1475,17 +1401,21 @@
         </w:trPr>
         <w:tc>
           <w:tcPr>
-            <w:tcW w:w="2172" w:type="dxa"/>
-            <w:tcBorders>
-              <w:top w:val="single" w:sz="2" w:space="0" w:color="000000"/>
-              <w:left w:val="single" w:sz="2" w:space="0" w:color="000000"/>
-              <w:bottom w:val="single" w:sz="2" w:space="0" w:color="000000"/>
-              <w:right w:val="single" w:sz="2" w:space="0" w:color="000000"/>
-            </w:tcBorders>
-          </w:tcPr>
-          <w:p>
-            <w:pPr>
-              <w:ind w:left="0"/>
+            <w:tcW w:w="2334" w:type="dxa"/>
+            <w:tcBorders>
+              <w:top w:val="single" w:sz="2" w:space="0" w:color="000000"/>
+              <w:left w:val="single" w:sz="2" w:space="0" w:color="000000"/>
+              <w:bottom w:val="single" w:sz="2" w:space="0" w:color="000000"/>
+              <w:right w:val="single" w:sz="2" w:space="0" w:color="000000"/>
+            </w:tcBorders>
+          </w:tcPr>
+          <w:p>
+            <w:pPr>
+              <w:pStyle w:val="ListParagraph"/>
+              <w:numPr>
+                <w:ilvl w:val="0"/>
+                <w:numId w:val="1"/>
+              </w:numPr>
             </w:pPr>
             <w:r>
               <w:rPr>
@@ -1498,39 +1428,30 @@
         </w:tc>
         <w:tc>
           <w:tcPr>
-            <w:tcW w:w="2172" w:type="dxa"/>
-            <w:tcBorders>
-              <w:top w:val="single" w:sz="2" w:space="0" w:color="000000"/>
-              <w:left w:val="single" w:sz="2" w:space="0" w:color="000000"/>
-              <w:bottom w:val="single" w:sz="2" w:space="0" w:color="000000"/>
-              <w:right w:val="single" w:sz="2" w:space="0" w:color="000000"/>
-            </w:tcBorders>
-          </w:tcPr>
-          <w:p>
-            <w:pPr>
-              <w:ind w:left="0"/>
-            </w:pPr>
-            <w:r>
-              <w:rPr>
-                <w:b w:val="0"/>
-                <w:sz w:val="14"/>
-              </w:rPr>
-              <w:t xml:space="preserve">Use case not </w:t>
-            </w:r>
-            <w:proofErr w:type="spellStart"/>
-            <w:r>
-              <w:rPr>
-                <w:b w:val="0"/>
-                <w:sz w:val="14"/>
-              </w:rPr>
-              <w:t>demo’d</w:t>
-            </w:r>
-            <w:proofErr w:type="spellEnd"/>
-          </w:p>
-        </w:tc>
-        <w:tc>
-          <w:tcPr>
-            <w:tcW w:w="2172" w:type="dxa"/>
+            <w:tcW w:w="2010" w:type="dxa"/>
+            <w:tcBorders>
+              <w:top w:val="single" w:sz="2" w:space="0" w:color="000000"/>
+              <w:left w:val="single" w:sz="2" w:space="0" w:color="000000"/>
+              <w:bottom w:val="single" w:sz="2" w:space="0" w:color="000000"/>
+              <w:right w:val="single" w:sz="2" w:space="0" w:color="000000"/>
+            </w:tcBorders>
+          </w:tcPr>
+          <w:p>
+            <w:pPr>
+              <w:ind w:left="0"/>
+            </w:pPr>
+            <w:r>
+              <w:rPr>
+                <w:b w:val="0"/>
+                <w:sz w:val="14"/>
+              </w:rPr>
+              <w:t>Use case not demo’d</w:t>
+            </w:r>
+          </w:p>
+        </w:tc>
+        <w:tc>
+          <w:tcPr>
+            <w:tcW w:w="2490" w:type="dxa"/>
             <w:tcBorders>
               <w:top w:val="single" w:sz="2" w:space="0" w:color="000000"/>
               <w:left w:val="single" w:sz="2" w:space="0" w:color="000000"/>
@@ -1548,62 +1469,30 @@
                 <w:b w:val="0"/>
                 <w:sz w:val="14"/>
               </w:rPr>
-              <w:t xml:space="preserve">Use case </w:t>
-            </w:r>
-            <w:proofErr w:type="spellStart"/>
-            <w:r>
-              <w:rPr>
-                <w:b w:val="0"/>
-                <w:sz w:val="14"/>
-              </w:rPr>
-              <w:t>demo’d</w:t>
-            </w:r>
-            <w:proofErr w:type="spellEnd"/>
-            <w:r>
-              <w:rPr>
-                <w:b w:val="0"/>
-                <w:sz w:val="14"/>
-              </w:rPr>
-              <w:t xml:space="preserve"> but something broke or workflow of how feature works/what is expected is not clear</w:t>
-            </w:r>
-          </w:p>
-        </w:tc>
-        <w:tc>
-          <w:tcPr>
-            <w:tcW w:w="3511" w:type="dxa"/>
-            <w:tcBorders>
-              <w:top w:val="single" w:sz="2" w:space="0" w:color="000000"/>
-              <w:left w:val="single" w:sz="2" w:space="0" w:color="000000"/>
-              <w:bottom w:val="single" w:sz="2" w:space="0" w:color="000000"/>
-              <w:right w:val="single" w:sz="2" w:space="0" w:color="000000"/>
-            </w:tcBorders>
-          </w:tcPr>
-          <w:p>
-            <w:pPr>
-              <w:ind w:left="0"/>
-            </w:pPr>
-            <w:r>
-              <w:rPr>
-                <w:b w:val="0"/>
-                <w:sz w:val="14"/>
-              </w:rPr>
-              <w:t xml:space="preserve">Use case clearly </w:t>
-            </w:r>
-            <w:proofErr w:type="spellStart"/>
-            <w:r>
-              <w:rPr>
-                <w:b w:val="0"/>
-                <w:sz w:val="14"/>
-              </w:rPr>
-              <w:t>demo’d</w:t>
-            </w:r>
-            <w:proofErr w:type="spellEnd"/>
-            <w:r>
-              <w:rPr>
-                <w:b w:val="0"/>
-                <w:sz w:val="14"/>
-              </w:rPr>
-              <w:t xml:space="preserve"> and it worked as expected.</w:t>
+              <w:t>Use case demo’d but something broke or workflow of how feature works/what is expected is not clear</w:t>
+            </w:r>
+          </w:p>
+        </w:tc>
+        <w:tc>
+          <w:tcPr>
+            <w:tcW w:w="3193" w:type="dxa"/>
+            <w:tcBorders>
+              <w:top w:val="single" w:sz="2" w:space="0" w:color="000000"/>
+              <w:left w:val="single" w:sz="2" w:space="0" w:color="000000"/>
+              <w:bottom w:val="single" w:sz="2" w:space="0" w:color="000000"/>
+              <w:right w:val="single" w:sz="2" w:space="0" w:color="000000"/>
+            </w:tcBorders>
+          </w:tcPr>
+          <w:p>
+            <w:pPr>
+              <w:ind w:left="0"/>
+            </w:pPr>
+            <w:r>
+              <w:rPr>
+                <w:b w:val="0"/>
+                <w:sz w:val="14"/>
+              </w:rPr>
+              <w:t>Use case clearly demo’d and it worked as expected.</w:t>
             </w:r>
           </w:p>
         </w:tc>
@@ -1614,17 +1503,21 @@
         </w:trPr>
         <w:tc>
           <w:tcPr>
-            <w:tcW w:w="2172" w:type="dxa"/>
-            <w:tcBorders>
-              <w:top w:val="single" w:sz="2" w:space="0" w:color="000000"/>
-              <w:left w:val="single" w:sz="2" w:space="0" w:color="000000"/>
-              <w:bottom w:val="single" w:sz="2" w:space="0" w:color="000000"/>
-              <w:right w:val="single" w:sz="2" w:space="0" w:color="000000"/>
-            </w:tcBorders>
-          </w:tcPr>
-          <w:p>
-            <w:pPr>
-              <w:ind w:left="0"/>
+            <w:tcW w:w="2334" w:type="dxa"/>
+            <w:tcBorders>
+              <w:top w:val="single" w:sz="2" w:space="0" w:color="000000"/>
+              <w:left w:val="single" w:sz="2" w:space="0" w:color="000000"/>
+              <w:bottom w:val="single" w:sz="2" w:space="0" w:color="000000"/>
+              <w:right w:val="single" w:sz="2" w:space="0" w:color="000000"/>
+            </w:tcBorders>
+          </w:tcPr>
+          <w:p>
+            <w:pPr>
+              <w:pStyle w:val="ListParagraph"/>
+              <w:numPr>
+                <w:ilvl w:val="0"/>
+                <w:numId w:val="1"/>
+              </w:numPr>
             </w:pPr>
             <w:r>
               <w:rPr>
@@ -1637,39 +1530,30 @@
         </w:tc>
         <w:tc>
           <w:tcPr>
-            <w:tcW w:w="2172" w:type="dxa"/>
-            <w:tcBorders>
-              <w:top w:val="single" w:sz="2" w:space="0" w:color="000000"/>
-              <w:left w:val="single" w:sz="2" w:space="0" w:color="000000"/>
-              <w:bottom w:val="single" w:sz="2" w:space="0" w:color="000000"/>
-              <w:right w:val="single" w:sz="2" w:space="0" w:color="000000"/>
-            </w:tcBorders>
-          </w:tcPr>
-          <w:p>
-            <w:pPr>
-              <w:ind w:left="0"/>
-            </w:pPr>
-            <w:r>
-              <w:rPr>
-                <w:b w:val="0"/>
-                <w:sz w:val="14"/>
-              </w:rPr>
-              <w:t xml:space="preserve">Use case not </w:t>
-            </w:r>
-            <w:proofErr w:type="spellStart"/>
-            <w:r>
-              <w:rPr>
-                <w:b w:val="0"/>
-                <w:sz w:val="14"/>
-              </w:rPr>
-              <w:t>demo’d</w:t>
-            </w:r>
-            <w:proofErr w:type="spellEnd"/>
-          </w:p>
-        </w:tc>
-        <w:tc>
-          <w:tcPr>
-            <w:tcW w:w="2172" w:type="dxa"/>
+            <w:tcW w:w="2010" w:type="dxa"/>
+            <w:tcBorders>
+              <w:top w:val="single" w:sz="2" w:space="0" w:color="000000"/>
+              <w:left w:val="single" w:sz="2" w:space="0" w:color="000000"/>
+              <w:bottom w:val="single" w:sz="2" w:space="0" w:color="000000"/>
+              <w:right w:val="single" w:sz="2" w:space="0" w:color="000000"/>
+            </w:tcBorders>
+          </w:tcPr>
+          <w:p>
+            <w:pPr>
+              <w:ind w:left="0"/>
+            </w:pPr>
+            <w:r>
+              <w:rPr>
+                <w:b w:val="0"/>
+                <w:sz w:val="14"/>
+              </w:rPr>
+              <w:t>Use case not demo’d</w:t>
+            </w:r>
+          </w:p>
+        </w:tc>
+        <w:tc>
+          <w:tcPr>
+            <w:tcW w:w="2490" w:type="dxa"/>
             <w:tcBorders>
               <w:top w:val="single" w:sz="2" w:space="0" w:color="000000"/>
               <w:left w:val="single" w:sz="2" w:space="0" w:color="000000"/>
@@ -1687,62 +1571,30 @@
                 <w:b w:val="0"/>
                 <w:sz w:val="14"/>
               </w:rPr>
-              <w:t xml:space="preserve">Use case </w:t>
-            </w:r>
-            <w:proofErr w:type="spellStart"/>
-            <w:r>
-              <w:rPr>
-                <w:b w:val="0"/>
-                <w:sz w:val="14"/>
-              </w:rPr>
-              <w:t>demo’d</w:t>
-            </w:r>
-            <w:proofErr w:type="spellEnd"/>
-            <w:r>
-              <w:rPr>
-                <w:b w:val="0"/>
-                <w:sz w:val="14"/>
-              </w:rPr>
-              <w:t xml:space="preserve"> but something broke or workflow of how feature works/what is expected is not clear</w:t>
-            </w:r>
-          </w:p>
-        </w:tc>
-        <w:tc>
-          <w:tcPr>
-            <w:tcW w:w="3511" w:type="dxa"/>
-            <w:tcBorders>
-              <w:top w:val="single" w:sz="2" w:space="0" w:color="000000"/>
-              <w:left w:val="single" w:sz="2" w:space="0" w:color="000000"/>
-              <w:bottom w:val="single" w:sz="2" w:space="0" w:color="000000"/>
-              <w:right w:val="single" w:sz="2" w:space="0" w:color="000000"/>
-            </w:tcBorders>
-          </w:tcPr>
-          <w:p>
-            <w:pPr>
-              <w:ind w:left="0"/>
-            </w:pPr>
-            <w:r>
-              <w:rPr>
-                <w:b w:val="0"/>
-                <w:sz w:val="14"/>
-              </w:rPr>
-              <w:t xml:space="preserve">Use case clearly </w:t>
-            </w:r>
-            <w:proofErr w:type="spellStart"/>
-            <w:r>
-              <w:rPr>
-                <w:b w:val="0"/>
-                <w:sz w:val="14"/>
-              </w:rPr>
-              <w:t>demo’d</w:t>
-            </w:r>
-            <w:proofErr w:type="spellEnd"/>
-            <w:r>
-              <w:rPr>
-                <w:b w:val="0"/>
-                <w:sz w:val="14"/>
-              </w:rPr>
-              <w:t xml:space="preserve"> and it worked as expected.</w:t>
+              <w:t>Use case demo’d but something broke or workflow of how feature works/what is expected is not clear</w:t>
+            </w:r>
+          </w:p>
+        </w:tc>
+        <w:tc>
+          <w:tcPr>
+            <w:tcW w:w="3193" w:type="dxa"/>
+            <w:tcBorders>
+              <w:top w:val="single" w:sz="2" w:space="0" w:color="000000"/>
+              <w:left w:val="single" w:sz="2" w:space="0" w:color="000000"/>
+              <w:bottom w:val="single" w:sz="2" w:space="0" w:color="000000"/>
+              <w:right w:val="single" w:sz="2" w:space="0" w:color="000000"/>
+            </w:tcBorders>
+          </w:tcPr>
+          <w:p>
+            <w:pPr>
+              <w:ind w:left="0"/>
+            </w:pPr>
+            <w:r>
+              <w:rPr>
+                <w:b w:val="0"/>
+                <w:sz w:val="14"/>
+              </w:rPr>
+              <w:t>Use case clearly demo’d and it worked as expected.</w:t>
             </w:r>
           </w:p>
         </w:tc>
@@ -1753,17 +1605,21 @@
         </w:trPr>
         <w:tc>
           <w:tcPr>
-            <w:tcW w:w="2172" w:type="dxa"/>
-            <w:tcBorders>
-              <w:top w:val="single" w:sz="2" w:space="0" w:color="000000"/>
-              <w:left w:val="single" w:sz="2" w:space="0" w:color="000000"/>
-              <w:bottom w:val="single" w:sz="2" w:space="0" w:color="000000"/>
-              <w:right w:val="single" w:sz="2" w:space="0" w:color="000000"/>
-            </w:tcBorders>
-          </w:tcPr>
-          <w:p>
-            <w:pPr>
-              <w:ind w:left="0"/>
+            <w:tcW w:w="2334" w:type="dxa"/>
+            <w:tcBorders>
+              <w:top w:val="single" w:sz="2" w:space="0" w:color="000000"/>
+              <w:left w:val="single" w:sz="2" w:space="0" w:color="000000"/>
+              <w:bottom w:val="single" w:sz="2" w:space="0" w:color="000000"/>
+              <w:right w:val="single" w:sz="2" w:space="0" w:color="000000"/>
+            </w:tcBorders>
+          </w:tcPr>
+          <w:p>
+            <w:pPr>
+              <w:pStyle w:val="ListParagraph"/>
+              <w:numPr>
+                <w:ilvl w:val="0"/>
+                <w:numId w:val="1"/>
+              </w:numPr>
             </w:pPr>
             <w:r>
               <w:rPr>
@@ -1776,39 +1632,30 @@
         </w:tc>
         <w:tc>
           <w:tcPr>
-            <w:tcW w:w="2172" w:type="dxa"/>
-            <w:tcBorders>
-              <w:top w:val="single" w:sz="2" w:space="0" w:color="000000"/>
-              <w:left w:val="single" w:sz="2" w:space="0" w:color="000000"/>
-              <w:bottom w:val="single" w:sz="2" w:space="0" w:color="000000"/>
-              <w:right w:val="single" w:sz="2" w:space="0" w:color="000000"/>
-            </w:tcBorders>
-          </w:tcPr>
-          <w:p>
-            <w:pPr>
-              <w:ind w:left="0"/>
-            </w:pPr>
-            <w:r>
-              <w:rPr>
-                <w:b w:val="0"/>
-                <w:sz w:val="14"/>
-              </w:rPr>
-              <w:t xml:space="preserve">Use case not </w:t>
-            </w:r>
-            <w:proofErr w:type="spellStart"/>
-            <w:r>
-              <w:rPr>
-                <w:b w:val="0"/>
-                <w:sz w:val="14"/>
-              </w:rPr>
-              <w:t>demo’d</w:t>
-            </w:r>
-            <w:proofErr w:type="spellEnd"/>
-          </w:p>
-        </w:tc>
-        <w:tc>
-          <w:tcPr>
-            <w:tcW w:w="2172" w:type="dxa"/>
+            <w:tcW w:w="2010" w:type="dxa"/>
+            <w:tcBorders>
+              <w:top w:val="single" w:sz="2" w:space="0" w:color="000000"/>
+              <w:left w:val="single" w:sz="2" w:space="0" w:color="000000"/>
+              <w:bottom w:val="single" w:sz="2" w:space="0" w:color="000000"/>
+              <w:right w:val="single" w:sz="2" w:space="0" w:color="000000"/>
+            </w:tcBorders>
+          </w:tcPr>
+          <w:p>
+            <w:pPr>
+              <w:ind w:left="0"/>
+            </w:pPr>
+            <w:r>
+              <w:rPr>
+                <w:b w:val="0"/>
+                <w:sz w:val="14"/>
+              </w:rPr>
+              <w:t>Use case not demo’d</w:t>
+            </w:r>
+          </w:p>
+        </w:tc>
+        <w:tc>
+          <w:tcPr>
+            <w:tcW w:w="2490" w:type="dxa"/>
             <w:tcBorders>
               <w:top w:val="single" w:sz="2" w:space="0" w:color="000000"/>
               <w:left w:val="single" w:sz="2" w:space="0" w:color="000000"/>
@@ -1826,62 +1673,30 @@
                 <w:b w:val="0"/>
                 <w:sz w:val="14"/>
               </w:rPr>
-              <w:t xml:space="preserve">Use case </w:t>
-            </w:r>
-            <w:proofErr w:type="spellStart"/>
-            <w:r>
-              <w:rPr>
-                <w:b w:val="0"/>
-                <w:sz w:val="14"/>
-              </w:rPr>
-              <w:t>demo’d</w:t>
-            </w:r>
-            <w:proofErr w:type="spellEnd"/>
-            <w:r>
-              <w:rPr>
-                <w:b w:val="0"/>
-                <w:sz w:val="14"/>
-              </w:rPr>
-              <w:t xml:space="preserve"> but something broke or workflow of how feature works/what is expected is not clear</w:t>
-            </w:r>
-          </w:p>
-        </w:tc>
-        <w:tc>
-          <w:tcPr>
-            <w:tcW w:w="3511" w:type="dxa"/>
-            <w:tcBorders>
-              <w:top w:val="single" w:sz="2" w:space="0" w:color="000000"/>
-              <w:left w:val="single" w:sz="2" w:space="0" w:color="000000"/>
-              <w:bottom w:val="single" w:sz="2" w:space="0" w:color="000000"/>
-              <w:right w:val="single" w:sz="2" w:space="0" w:color="000000"/>
-            </w:tcBorders>
-          </w:tcPr>
-          <w:p>
-            <w:pPr>
-              <w:ind w:left="0"/>
-            </w:pPr>
-            <w:r>
-              <w:rPr>
-                <w:b w:val="0"/>
-                <w:sz w:val="14"/>
-              </w:rPr>
-              <w:t xml:space="preserve">Use case clearly </w:t>
-            </w:r>
-            <w:proofErr w:type="spellStart"/>
-            <w:r>
-              <w:rPr>
-                <w:b w:val="0"/>
-                <w:sz w:val="14"/>
-              </w:rPr>
-              <w:t>demo’d</w:t>
-            </w:r>
-            <w:proofErr w:type="spellEnd"/>
-            <w:r>
-              <w:rPr>
-                <w:b w:val="0"/>
-                <w:sz w:val="14"/>
-              </w:rPr>
-              <w:t xml:space="preserve"> and it worked as expected.</w:t>
+              <w:t>Use case demo’d but something broke or workflow of how feature works/what is expected is not clear</w:t>
+            </w:r>
+          </w:p>
+        </w:tc>
+        <w:tc>
+          <w:tcPr>
+            <w:tcW w:w="3193" w:type="dxa"/>
+            <w:tcBorders>
+              <w:top w:val="single" w:sz="2" w:space="0" w:color="000000"/>
+              <w:left w:val="single" w:sz="2" w:space="0" w:color="000000"/>
+              <w:bottom w:val="single" w:sz="2" w:space="0" w:color="000000"/>
+              <w:right w:val="single" w:sz="2" w:space="0" w:color="000000"/>
+            </w:tcBorders>
+          </w:tcPr>
+          <w:p>
+            <w:pPr>
+              <w:ind w:left="0"/>
+            </w:pPr>
+            <w:r>
+              <w:rPr>
+                <w:b w:val="0"/>
+                <w:sz w:val="14"/>
+              </w:rPr>
+              <w:t>Use case clearly demo’d and it worked as expected.</w:t>
             </w:r>
           </w:p>
         </w:tc>
@@ -1892,17 +1707,21 @@
         </w:trPr>
         <w:tc>
           <w:tcPr>
-            <w:tcW w:w="2172" w:type="dxa"/>
-            <w:tcBorders>
-              <w:top w:val="single" w:sz="2" w:space="0" w:color="000000"/>
-              <w:left w:val="single" w:sz="2" w:space="0" w:color="000000"/>
-              <w:bottom w:val="single" w:sz="2" w:space="0" w:color="000000"/>
-              <w:right w:val="single" w:sz="2" w:space="0" w:color="000000"/>
-            </w:tcBorders>
-          </w:tcPr>
-          <w:p>
-            <w:pPr>
-              <w:ind w:left="0"/>
+            <w:tcW w:w="2334" w:type="dxa"/>
+            <w:tcBorders>
+              <w:top w:val="single" w:sz="2" w:space="0" w:color="000000"/>
+              <w:left w:val="single" w:sz="2" w:space="0" w:color="000000"/>
+              <w:bottom w:val="single" w:sz="2" w:space="0" w:color="000000"/>
+              <w:right w:val="single" w:sz="2" w:space="0" w:color="000000"/>
+            </w:tcBorders>
+          </w:tcPr>
+          <w:p>
+            <w:pPr>
+              <w:pStyle w:val="ListParagraph"/>
+              <w:numPr>
+                <w:ilvl w:val="0"/>
+                <w:numId w:val="1"/>
+              </w:numPr>
             </w:pPr>
             <w:r>
               <w:rPr>
@@ -1915,7 +1734,7 @@
         </w:tc>
         <w:tc>
           <w:tcPr>
-            <w:tcW w:w="2172" w:type="dxa"/>
+            <w:tcW w:w="2010" w:type="dxa"/>
             <w:tcBorders>
               <w:top w:val="single" w:sz="2" w:space="0" w:color="000000"/>
               <w:left w:val="single" w:sz="2" w:space="0" w:color="000000"/>
@@ -1939,7 +1758,7 @@
         </w:tc>
         <w:tc>
           <w:tcPr>
-            <w:tcW w:w="2172" w:type="dxa"/>
+            <w:tcW w:w="2490" w:type="dxa"/>
             <w:tcBorders>
               <w:top w:val="single" w:sz="2" w:space="0" w:color="000000"/>
               <w:left w:val="single" w:sz="2" w:space="0" w:color="000000"/>
@@ -1963,7 +1782,7 @@
         </w:tc>
         <w:tc>
           <w:tcPr>
-            <w:tcW w:w="3511" w:type="dxa"/>
+            <w:tcW w:w="3193" w:type="dxa"/>
             <w:tcBorders>
               <w:top w:val="single" w:sz="2" w:space="0" w:color="000000"/>
               <w:left w:val="single" w:sz="2" w:space="0" w:color="000000"/>
@@ -2008,7 +1827,7 @@
         </w:trPr>
         <w:tc>
           <w:tcPr>
-            <w:tcW w:w="2172" w:type="dxa"/>
+            <w:tcW w:w="2334" w:type="dxa"/>
             <w:tcBorders>
               <w:top w:val="single" w:sz="2" w:space="0" w:color="000000"/>
               <w:left w:val="single" w:sz="2" w:space="0" w:color="000000"/>
@@ -2019,7 +1838,11 @@
           </w:tcPr>
           <w:p>
             <w:pPr>
-              <w:ind w:left="0"/>
+              <w:pStyle w:val="ListParagraph"/>
+              <w:numPr>
+                <w:ilvl w:val="0"/>
+                <w:numId w:val="1"/>
+              </w:numPr>
             </w:pPr>
             <w:r>
               <w:rPr>
@@ -2032,7 +1855,7 @@
         </w:tc>
         <w:tc>
           <w:tcPr>
-            <w:tcW w:w="2172" w:type="dxa"/>
+            <w:tcW w:w="2010" w:type="dxa"/>
             <w:tcBorders>
               <w:top w:val="single" w:sz="2" w:space="0" w:color="000000"/>
               <w:left w:val="single" w:sz="2" w:space="0" w:color="000000"/>
@@ -2056,7 +1879,7 @@
         </w:tc>
         <w:tc>
           <w:tcPr>
-            <w:tcW w:w="2172" w:type="dxa"/>
+            <w:tcW w:w="2490" w:type="dxa"/>
             <w:tcBorders>
               <w:top w:val="single" w:sz="2" w:space="0" w:color="000000"/>
               <w:left w:val="single" w:sz="2" w:space="0" w:color="000000"/>
@@ -2079,7 +1902,7 @@
         </w:tc>
         <w:tc>
           <w:tcPr>
-            <w:tcW w:w="3511" w:type="dxa"/>
+            <w:tcW w:w="3193" w:type="dxa"/>
             <w:tcBorders>
               <w:top w:val="single" w:sz="2" w:space="0" w:color="000000"/>
               <w:left w:val="single" w:sz="2" w:space="0" w:color="000000"/>
@@ -2108,17 +1931,21 @@
         </w:trPr>
         <w:tc>
           <w:tcPr>
-            <w:tcW w:w="2172" w:type="dxa"/>
-            <w:tcBorders>
-              <w:top w:val="single" w:sz="2" w:space="0" w:color="000000"/>
-              <w:left w:val="single" w:sz="2" w:space="0" w:color="000000"/>
-              <w:bottom w:val="single" w:sz="2" w:space="0" w:color="000000"/>
-              <w:right w:val="single" w:sz="2" w:space="0" w:color="000000"/>
-            </w:tcBorders>
-          </w:tcPr>
-          <w:p>
-            <w:pPr>
-              <w:ind w:left="0"/>
+            <w:tcW w:w="2334" w:type="dxa"/>
+            <w:tcBorders>
+              <w:top w:val="single" w:sz="2" w:space="0" w:color="000000"/>
+              <w:left w:val="single" w:sz="2" w:space="0" w:color="000000"/>
+              <w:bottom w:val="single" w:sz="2" w:space="0" w:color="000000"/>
+              <w:right w:val="single" w:sz="2" w:space="0" w:color="000000"/>
+            </w:tcBorders>
+          </w:tcPr>
+          <w:p>
+            <w:pPr>
+              <w:pStyle w:val="ListParagraph"/>
+              <w:numPr>
+                <w:ilvl w:val="0"/>
+                <w:numId w:val="1"/>
+              </w:numPr>
             </w:pPr>
             <w:r>
               <w:rPr>
@@ -2131,7 +1958,7 @@
         </w:tc>
         <w:tc>
           <w:tcPr>
-            <w:tcW w:w="2172" w:type="dxa"/>
+            <w:tcW w:w="2010" w:type="dxa"/>
             <w:tcBorders>
               <w:top w:val="single" w:sz="2" w:space="0" w:color="000000"/>
               <w:left w:val="single" w:sz="2" w:space="0" w:color="000000"/>
@@ -2155,7 +1982,7 @@
         </w:tc>
         <w:tc>
           <w:tcPr>
-            <w:tcW w:w="2172" w:type="dxa"/>
+            <w:tcW w:w="2490" w:type="dxa"/>
             <w:tcBorders>
               <w:top w:val="single" w:sz="2" w:space="0" w:color="000000"/>
               <w:left w:val="single" w:sz="2" w:space="0" w:color="000000"/>
@@ -2179,7 +2006,7 @@
         </w:tc>
         <w:tc>
           <w:tcPr>
-            <w:tcW w:w="3511" w:type="dxa"/>
+            <w:tcW w:w="3193" w:type="dxa"/>
             <w:tcBorders>
               <w:top w:val="single" w:sz="2" w:space="0" w:color="000000"/>
               <w:left w:val="single" w:sz="2" w:space="0" w:color="000000"/>
@@ -2208,17 +2035,21 @@
         </w:trPr>
         <w:tc>
           <w:tcPr>
-            <w:tcW w:w="2172" w:type="dxa"/>
-            <w:tcBorders>
-              <w:top w:val="single" w:sz="2" w:space="0" w:color="000000"/>
-              <w:left w:val="single" w:sz="2" w:space="0" w:color="000000"/>
-              <w:bottom w:val="single" w:sz="2" w:space="0" w:color="000000"/>
-              <w:right w:val="single" w:sz="2" w:space="0" w:color="000000"/>
-            </w:tcBorders>
-          </w:tcPr>
-          <w:p>
-            <w:pPr>
-              <w:ind w:left="0"/>
+            <w:tcW w:w="2334" w:type="dxa"/>
+            <w:tcBorders>
+              <w:top w:val="single" w:sz="2" w:space="0" w:color="000000"/>
+              <w:left w:val="single" w:sz="2" w:space="0" w:color="000000"/>
+              <w:bottom w:val="single" w:sz="2" w:space="0" w:color="000000"/>
+              <w:right w:val="single" w:sz="2" w:space="0" w:color="000000"/>
+            </w:tcBorders>
+          </w:tcPr>
+          <w:p>
+            <w:pPr>
+              <w:pStyle w:val="ListParagraph"/>
+              <w:numPr>
+                <w:ilvl w:val="0"/>
+                <w:numId w:val="1"/>
+              </w:numPr>
             </w:pPr>
             <w:r>
               <w:rPr>
@@ -2231,7 +2062,7 @@
         </w:tc>
         <w:tc>
           <w:tcPr>
-            <w:tcW w:w="2172" w:type="dxa"/>
+            <w:tcW w:w="2010" w:type="dxa"/>
             <w:tcBorders>
               <w:top w:val="single" w:sz="2" w:space="0" w:color="000000"/>
               <w:left w:val="single" w:sz="2" w:space="0" w:color="000000"/>
@@ -2271,7 +2102,7 @@
         </w:tc>
         <w:tc>
           <w:tcPr>
-            <w:tcW w:w="2172" w:type="dxa"/>
+            <w:tcW w:w="2490" w:type="dxa"/>
             <w:tcBorders>
               <w:top w:val="single" w:sz="2" w:space="0" w:color="000000"/>
               <w:left w:val="single" w:sz="2" w:space="0" w:color="000000"/>
@@ -2295,7 +2126,7 @@
         </w:tc>
         <w:tc>
           <w:tcPr>
-            <w:tcW w:w="3511" w:type="dxa"/>
+            <w:tcW w:w="3193" w:type="dxa"/>
             <w:tcBorders>
               <w:top w:val="single" w:sz="2" w:space="0" w:color="000000"/>
               <w:left w:val="single" w:sz="2" w:space="0" w:color="000000"/>
@@ -2324,7 +2155,7 @@
         </w:trPr>
         <w:tc>
           <w:tcPr>
-            <w:tcW w:w="2172" w:type="dxa"/>
+            <w:tcW w:w="2334" w:type="dxa"/>
             <w:tcBorders>
               <w:top w:val="single" w:sz="2" w:space="0" w:color="000000"/>
               <w:left w:val="single" w:sz="2" w:space="0" w:color="000000"/>
@@ -2335,7 +2166,11 @@
           </w:tcPr>
           <w:p>
             <w:pPr>
-              <w:ind w:left="0"/>
+              <w:pStyle w:val="ListParagraph"/>
+              <w:numPr>
+                <w:ilvl w:val="0"/>
+                <w:numId w:val="1"/>
+              </w:numPr>
             </w:pPr>
             <w:r>
               <w:rPr>
@@ -2348,7 +2183,7 @@
         </w:tc>
         <w:tc>
           <w:tcPr>
-            <w:tcW w:w="2172" w:type="dxa"/>
+            <w:tcW w:w="2010" w:type="dxa"/>
             <w:tcBorders>
               <w:top w:val="single" w:sz="2" w:space="0" w:color="000000"/>
               <w:left w:val="single" w:sz="2" w:space="0" w:color="000000"/>
@@ -2371,7 +2206,7 @@
         </w:tc>
         <w:tc>
           <w:tcPr>
-            <w:tcW w:w="2172" w:type="dxa"/>
+            <w:tcW w:w="2490" w:type="dxa"/>
             <w:tcBorders>
               <w:top w:val="single" w:sz="2" w:space="0" w:color="000000"/>
               <w:left w:val="single" w:sz="2" w:space="0" w:color="000000"/>
@@ -2394,24 +2229,24 @@
         </w:tc>
         <w:tc>
           <w:tcPr>
-            <w:tcW w:w="3511" w:type="dxa"/>
-            <w:tcBorders>
-              <w:top w:val="single" w:sz="2" w:space="0" w:color="000000"/>
-              <w:left w:val="single" w:sz="2" w:space="0" w:color="000000"/>
-              <w:bottom w:val="single" w:sz="2" w:space="0" w:color="000000"/>
-              <w:right w:val="single" w:sz="2" w:space="0" w:color="000000"/>
-            </w:tcBorders>
-          </w:tcPr>
-          <w:p>
-            <w:pPr>
-              <w:ind w:left="0"/>
-            </w:pPr>
-            <w:r>
-              <w:rPr>
-                <w:b w:val="0"/>
-                <w:sz w:val="14"/>
-              </w:rPr>
-              <w:t>Went over time limit.</w:t>
+            <w:tcW w:w="3193" w:type="dxa"/>
+            <w:tcBorders>
+              <w:top w:val="single" w:sz="2" w:space="0" w:color="000000"/>
+              <w:left w:val="single" w:sz="2" w:space="0" w:color="000000"/>
+              <w:bottom w:val="single" w:sz="2" w:space="0" w:color="000000"/>
+              <w:right w:val="single" w:sz="2" w:space="0" w:color="000000"/>
+            </w:tcBorders>
+          </w:tcPr>
+          <w:p>
+            <w:pPr>
+              <w:ind w:left="0"/>
+            </w:pPr>
+            <w:r>
+              <w:rPr>
+                <w:b w:val="0"/>
+                <w:sz w:val="14"/>
+              </w:rPr>
+              <w:t>Finished within time limit</w:t>
             </w:r>
           </w:p>
         </w:tc>
@@ -2422,17 +2257,21 @@
         </w:trPr>
         <w:tc>
           <w:tcPr>
-            <w:tcW w:w="2172" w:type="dxa"/>
-            <w:tcBorders>
-              <w:top w:val="single" w:sz="2" w:space="0" w:color="000000"/>
-              <w:left w:val="single" w:sz="2" w:space="0" w:color="000000"/>
-              <w:bottom w:val="single" w:sz="2" w:space="0" w:color="000000"/>
-              <w:right w:val="single" w:sz="2" w:space="0" w:color="000000"/>
-            </w:tcBorders>
-          </w:tcPr>
-          <w:p>
-            <w:pPr>
-              <w:ind w:left="0"/>
+            <w:tcW w:w="2334" w:type="dxa"/>
+            <w:tcBorders>
+              <w:top w:val="single" w:sz="2" w:space="0" w:color="000000"/>
+              <w:left w:val="single" w:sz="2" w:space="0" w:color="000000"/>
+              <w:bottom w:val="single" w:sz="2" w:space="0" w:color="000000"/>
+              <w:right w:val="single" w:sz="2" w:space="0" w:color="000000"/>
+            </w:tcBorders>
+          </w:tcPr>
+          <w:p>
+            <w:pPr>
+              <w:pStyle w:val="ListParagraph"/>
+              <w:numPr>
+                <w:ilvl w:val="0"/>
+                <w:numId w:val="1"/>
+              </w:numPr>
             </w:pPr>
             <w:r>
               <w:rPr>
@@ -2446,36 +2285,52 @@
                 <w:color w:val="FF0000"/>
                 <w:sz w:val="14"/>
               </w:rPr>
-              <w:t xml:space="preserve"> (This section is worth up to 8 points instead of the maximum 3 for the others).</w:t>
-            </w:r>
-          </w:p>
-        </w:tc>
-        <w:tc>
-          <w:tcPr>
-            <w:tcW w:w="2172" w:type="dxa"/>
-            <w:tcBorders>
-              <w:top w:val="single" w:sz="2" w:space="0" w:color="000000"/>
-              <w:left w:val="single" w:sz="2" w:space="0" w:color="000000"/>
-              <w:bottom w:val="single" w:sz="2" w:space="0" w:color="000000"/>
-              <w:right w:val="single" w:sz="2" w:space="0" w:color="000000"/>
-            </w:tcBorders>
-          </w:tcPr>
-          <w:p>
-            <w:pPr>
-              <w:ind w:left="0"/>
-            </w:pPr>
-            <w:r>
-              <w:rPr>
-                <w:b w:val="0"/>
-                <w:sz w:val="14"/>
-              </w:rPr>
+              <w:t xml:space="preserve"> (This section is worth up to 8 points instead </w:t>
+            </w:r>
+            <w:r>
+              <w:rPr>
+                <w:color w:val="FF0000"/>
+                <w:sz w:val="14"/>
+              </w:rPr>
+              <w:lastRenderedPageBreak/>
+              <w:t>of the maximum 3 for the others).</w:t>
+            </w:r>
+          </w:p>
+        </w:tc>
+        <w:tc>
+          <w:tcPr>
+            <w:tcW w:w="2010" w:type="dxa"/>
+            <w:tcBorders>
+              <w:top w:val="single" w:sz="2" w:space="0" w:color="000000"/>
+              <w:left w:val="single" w:sz="2" w:space="0" w:color="000000"/>
+              <w:bottom w:val="single" w:sz="2" w:space="0" w:color="000000"/>
+              <w:right w:val="single" w:sz="2" w:space="0" w:color="000000"/>
+            </w:tcBorders>
+          </w:tcPr>
+          <w:p>
+            <w:pPr>
+              <w:ind w:left="0"/>
+            </w:pPr>
+            <w:r>
+              <w:rPr>
+                <w:b w:val="0"/>
+                <w:sz w:val="14"/>
+              </w:rPr>
+              <w:lastRenderedPageBreak/>
               <w:t>Could not answer posed questions</w:t>
             </w:r>
-          </w:p>
-        </w:tc>
-        <w:tc>
-          <w:tcPr>
-            <w:tcW w:w="2172" w:type="dxa"/>
+            <w:r>
+              <w:rPr>
+                <w:b w:val="0"/>
+                <w:sz w:val="14"/>
+              </w:rPr>
+              <w:t xml:space="preserve"> (0 points)</w:t>
+            </w:r>
+          </w:p>
+        </w:tc>
+        <w:tc>
+          <w:tcPr>
+            <w:tcW w:w="2490" w:type="dxa"/>
             <w:tcBorders>
               <w:top w:val="single" w:sz="2" w:space="0" w:color="000000"/>
               <w:left w:val="single" w:sz="2" w:space="0" w:color="000000"/>
@@ -2494,11 +2349,18 @@
               </w:rPr>
               <w:t>Provided unconvincing answers</w:t>
             </w:r>
-          </w:p>
-        </w:tc>
-        <w:tc>
-          <w:tcPr>
-            <w:tcW w:w="3511" w:type="dxa"/>
+            <w:r>
+              <w:rPr>
+                <w:b w:val="0"/>
+                <w:sz w:val="14"/>
+              </w:rPr>
+              <w:t xml:space="preserve"> (1-5 points)</w:t>
+            </w:r>
+          </w:p>
+        </w:tc>
+        <w:tc>
+          <w:tcPr>
+            <w:tcW w:w="3193" w:type="dxa"/>
             <w:tcBorders>
               <w:top w:val="single" w:sz="2" w:space="0" w:color="000000"/>
               <w:left w:val="single" w:sz="2" w:space="0" w:color="000000"/>
@@ -2516,23 +2378,14 @@
                 <w:b w:val="0"/>
                 <w:sz w:val="14"/>
               </w:rPr>
-              <w:t>Answered questions in a convincing manner, evidenced by demo-</w:t>
-            </w:r>
-            <w:proofErr w:type="spellStart"/>
-            <w:r>
-              <w:rPr>
-                <w:b w:val="0"/>
-                <w:sz w:val="14"/>
-              </w:rPr>
-              <w:t>ing</w:t>
-            </w:r>
-            <w:proofErr w:type="spellEnd"/>
-            <w:r>
-              <w:rPr>
-                <w:b w:val="0"/>
-                <w:sz w:val="14"/>
-              </w:rPr>
-              <w:t xml:space="preserve"> things or being able to pull up the parts of code etc. that are relevant</w:t>
+              <w:t>Answered questions in a convincing manner, evidenced by demo-ing things or being able to pull up the parts of code etc. that are relevant</w:t>
+            </w:r>
+            <w:r>
+              <w:rPr>
+                <w:b w:val="0"/>
+                <w:sz w:val="14"/>
+              </w:rPr>
+              <w:t xml:space="preserve"> (6-8 points)</w:t>
             </w:r>
           </w:p>
         </w:tc>
@@ -2546,6 +2399,105 @@
     </w:sectPr>
   </w:body>
 </w:document>
+</file>
+
+<file path=word/numbering.xml><?xml version="1.0" encoding="utf-8"?>
+<w:numbering xmlns:wpc="http://schemas.microsoft.com/office/word/2010/wordprocessingCanvas" xmlns:cx="http://schemas.microsoft.com/office/drawing/2014/chartex" xmlns:cx1="http://schemas.microsoft.com/office/drawing/2015/9/8/chartex" xmlns:cx2="http://schemas.microsoft.com/office/drawing/2015/10/21/chartex" xmlns:cx3="http://schemas.microsoft.com/office/drawing/2016/5/9/chartex" xmlns:cx4="http://schemas.microsoft.com/office/drawing/2016/5/10/chartex" xmlns:cx5="http://schemas.microsoft.com/office/drawing/2016/5/11/chartex" xmlns:cx6="http://schemas.microsoft.com/office/drawing/2016/5/12/chartex" xmlns:cx7="http://schemas.microsoft.com/office/drawing/2016/5/13/chartex" xmlns:cx8="http://schemas.microsoft.com/office/drawing/2016/5/14/chartex" xmlns:mc="http://schemas.openxmlformats.org/markup-compatibility/2006" xmlns:aink="http://schemas.microsoft.com/office/drawing/2016/ink" xmlns:am3d="http://schemas.microsoft.com/office/drawing/2017/model3d" xmlns:o="urn:schemas-microsoft-com:office:office" xmlns:oel="http://schemas.microsoft.com/office/2019/extlst" xmlns:r="http://schemas.openxmlformats.org/officeDocument/2006/relationships" xmlns:m="http://schemas.openxmlformats.org/officeDocument/2006/math" xmlns:v="urn:schemas-microsoft-com:vml" xmlns:wp14="http://schemas.microsoft.com/office/word/2010/wordprocessingDrawing" xmlns:wp="http://schemas.openxmlformats.org/drawingml/2006/wordprocessingDrawing" xmlns:w10="urn:schemas-microsoft-com:office:word" xmlns:w="http://schemas.openxmlformats.org/wordprocessingml/2006/main" xmlns:w14="http://schemas.microsoft.com/office/word/2010/wordml" xmlns:w15="http://schemas.microsoft.com/office/word/2012/wordml" xmlns:w16cex="http://schemas.microsoft.com/office/word/2018/wordml/cex" xmlns:w16cid="http://schemas.microsoft.com/office/word/2016/wordml/cid" xmlns:w16="http://schemas.microsoft.com/office/word/2018/wordml" xmlns:w16du="http://schemas.microsoft.com/office/word/2023/wordml/word16du" xmlns:w16sdtdh="http://schemas.microsoft.com/office/word/2020/wordml/sdtdatahash" xmlns:w16sdtfl="http://schemas.microsoft.com/office/word/2024/wordml/sdtformatlock" xmlns:w16se="http://schemas.microsoft.com/office/word/2015/wordml/symex" xmlns:wpg="http://schemas.microsoft.com/office/word/2010/wordprocessingGroup" xmlns:wpi="http://schemas.microsoft.com/office/word/2010/wordprocessingInk" xmlns:wne="http://schemas.microsoft.com/office/word/2006/wordml" xmlns:wps="http://schemas.microsoft.com/office/word/2010/wordprocessingShape" mc:Ignorable="w14 w15 w16se w16cid w16 w16cex w16sdtdh w16sdtfl w16du wp14">
+  <w:abstractNum w:abstractNumId="0" w15:restartNumberingAfterBreak="0">
+    <w:nsid w:val="6B585FB2"/>
+    <w:multiLevelType w:val="hybridMultilevel"/>
+    <w:tmpl w:val="62FAA12E"/>
+    <w:lvl w:ilvl="0" w:tplc="EAD46956">
+      <w:start w:val="1"/>
+      <w:numFmt w:val="decimal"/>
+      <w:lvlText w:val="%1."/>
+      <w:lvlJc w:val="left"/>
+      <w:pPr>
+        <w:ind w:left="720" w:hanging="360"/>
+      </w:pPr>
+      <w:rPr>
+        <w:rFonts w:hint="default"/>
+        <w:color w:val="FF0000"/>
+        <w:sz w:val="14"/>
+      </w:rPr>
+    </w:lvl>
+    <w:lvl w:ilvl="1" w:tplc="04090019" w:tentative="1">
+      <w:start w:val="1"/>
+      <w:numFmt w:val="lowerLetter"/>
+      <w:lvlText w:val="%2."/>
+      <w:lvlJc w:val="left"/>
+      <w:pPr>
+        <w:ind w:left="1440" w:hanging="360"/>
+      </w:pPr>
+    </w:lvl>
+    <w:lvl w:ilvl="2" w:tplc="0409001B" w:tentative="1">
+      <w:start w:val="1"/>
+      <w:numFmt w:val="lowerRoman"/>
+      <w:lvlText w:val="%3."/>
+      <w:lvlJc w:val="right"/>
+      <w:pPr>
+        <w:ind w:left="2160" w:hanging="180"/>
+      </w:pPr>
+    </w:lvl>
+    <w:lvl w:ilvl="3" w:tplc="0409000F" w:tentative="1">
+      <w:start w:val="1"/>
+      <w:numFmt w:val="decimal"/>
+      <w:lvlText w:val="%4."/>
+      <w:lvlJc w:val="left"/>
+      <w:pPr>
+        <w:ind w:left="2880" w:hanging="360"/>
+      </w:pPr>
+    </w:lvl>
+    <w:lvl w:ilvl="4" w:tplc="04090019" w:tentative="1">
+      <w:start w:val="1"/>
+      <w:numFmt w:val="lowerLetter"/>
+      <w:lvlText w:val="%5."/>
+      <w:lvlJc w:val="left"/>
+      <w:pPr>
+        <w:ind w:left="3600" w:hanging="360"/>
+      </w:pPr>
+    </w:lvl>
+    <w:lvl w:ilvl="5" w:tplc="0409001B" w:tentative="1">
+      <w:start w:val="1"/>
+      <w:numFmt w:val="lowerRoman"/>
+      <w:lvlText w:val="%6."/>
+      <w:lvlJc w:val="right"/>
+      <w:pPr>
+        <w:ind w:left="4320" w:hanging="180"/>
+      </w:pPr>
+    </w:lvl>
+    <w:lvl w:ilvl="6" w:tplc="0409000F" w:tentative="1">
+      <w:start w:val="1"/>
+      <w:numFmt w:val="decimal"/>
+      <w:lvlText w:val="%7."/>
+      <w:lvlJc w:val="left"/>
+      <w:pPr>
+        <w:ind w:left="5040" w:hanging="360"/>
+      </w:pPr>
+    </w:lvl>
+    <w:lvl w:ilvl="7" w:tplc="04090019" w:tentative="1">
+      <w:start w:val="1"/>
+      <w:numFmt w:val="lowerLetter"/>
+      <w:lvlText w:val="%8."/>
+      <w:lvlJc w:val="left"/>
+      <w:pPr>
+        <w:ind w:left="5760" w:hanging="360"/>
+      </w:pPr>
+    </w:lvl>
+    <w:lvl w:ilvl="8" w:tplc="0409001B" w:tentative="1">
+      <w:start w:val="1"/>
+      <w:numFmt w:val="lowerRoman"/>
+      <w:lvlText w:val="%9."/>
+      <w:lvlJc w:val="right"/>
+      <w:pPr>
+        <w:ind w:left="6480" w:hanging="180"/>
+      </w:pPr>
+    </w:lvl>
+  </w:abstractNum>
+  <w:num w:numId="1" w16cid:durableId="1798987031">
+    <w:abstractNumId w:val="0"/>
+  </w:num>
+</w:numbering>
 </file>
 
 <file path=word/styles.xml><?xml version="1.0" encoding="utf-8"?>
@@ -3000,6 +2952,17 @@
       </w:tblCellMar>
     </w:tblPr>
   </w:style>
+  <w:style w:type="paragraph" w:styleId="ListParagraph">
+    <w:name w:val="List Paragraph"/>
+    <w:basedOn w:val="Normal"/>
+    <w:uiPriority w:val="34"/>
+    <w:qFormat/>
+    <w:rsid w:val="004F5834"/>
+    <w:pPr>
+      <w:ind w:left="720"/>
+      <w:contextualSpacing/>
+    </w:pPr>
+  </w:style>
 </w:styles>
 </file>
 
